--- a/Part-Two-Ch08-A-New-Birth-of-Freedom/The Siege of Petersburg.docx
+++ b/Part-Two-Ch08-A-New-Birth-of-Freedom/The Siege of Petersburg.docx
@@ -9,25 +9,22 @@
         <w:tblLook w:firstColumn="1" w:firstRow="1" w:lastColumn="0" w:lastRow="0" w:noHBand="0" w:noVBand="1" w:val="04A0"/>
       </w:tblPr>
       <w:tblGrid>
-        <w:gridCol w:w="9936"/>
+        <w:gridCol w:w="10224"/>
       </w:tblGrid>
       <w:tr>
         <w:tc>
           <w:tcPr>
-            <w:tcW w:type="dxa" w:w="9936"/>
+            <w:tcW w:type="dxa" w:w="10224"/>
             <w:shd w:val="clear" w:fill="B1442F"/>
           </w:tcPr>
           <w:p>
-            <w:pPr>
-              <w:jc w:val="left"/>
-            </w:pPr>
             <w:r>
               <w:rPr>
                 <w:b/>
                 <w:color w:val="FFE6DE"/>
                 <w:sz w:val="18"/>
               </w:rPr>
-              <w:t>CHAPTER 8 · DEEP DIVE · A HOUSE DIVIDED</w:t>
+              <w:t>PROMISE &amp; PRACTICE  ·  DEEP DIVE  ·  SOURCE ANALYSIS</w:t>
             </w:r>
           </w:p>
           <w:p>
@@ -35,18 +32,19 @@
               <w:rPr>
                 <w:b/>
                 <w:color w:val="FFFFFF"/>
-                <w:sz w:val="40"/>
+                <w:sz w:val="42"/>
               </w:rPr>
-              <w:t>The Siege of Petersburg</w:t>
+              <w:t>The Siege of Petersburg — A House Divided</w:t>
             </w:r>
           </w:p>
           <w:p>
             <w:r>
               <w:rPr>
+                <w:i/>
                 <w:color w:val="FFE6DE"/>
-                <w:sz w:val="21"/>
+                <w:sz w:val="22"/>
               </w:rPr>
-              <w:t>Nine months in the trenches below Richmond — where the war stopped looking like the past and started looking like the future. 1864–1865.</w:t>
+              <w:t>How War Itself Changed</w:t>
             </w:r>
           </w:p>
         </w:tc>
@@ -64,7 +62,7 @@
         <w:rPr>
           <w:sz w:val="21"/>
         </w:rPr>
-        <w:t xml:space="preserve">__________________________    </w:t>
+        <w:t xml:space="preserve">______________________________    </w:t>
       </w:r>
       <w:r>
         <w:rPr>
@@ -90,30 +88,214 @@
         <w:rPr>
           <w:sz w:val="21"/>
         </w:rPr>
-        <w:t>______________</w:t>
+        <w:t>________________</w:t>
+      </w:r>
+    </w:p>
+    <w:tbl>
+      <w:tblPr>
+        <w:tblW w:type="auto" w:w="0"/>
+        <w:tblLayout w:type="autofit"/>
+        <w:tblLook w:firstColumn="1" w:firstRow="1" w:lastColumn="0" w:lastRow="0" w:noHBand="0" w:noVBand="1" w:val="04A0"/>
+      </w:tblPr>
+      <w:tblGrid>
+        <w:gridCol w:w="10224"/>
+      </w:tblGrid>
+      <w:tr>
+        <w:tc>
+          <w:tcPr>
+            <w:tcW w:type="dxa" w:w="10224"/>
+            <w:shd w:val="clear" w:fill="f4c04e"/>
+          </w:tcPr>
+          <w:p>
+            <w:r>
+              <w:rPr>
+                <w:b/>
+                <w:color w:val="5A4512"/>
+                <w:sz w:val="19"/>
+              </w:rPr>
+              <w:t xml:space="preserve">WHAT I CAN DO TODAY   </w:t>
+            </w:r>
+            <w:r>
+              <w:rPr>
+                <w:color w:val="5A4512"/>
+                <w:sz w:val="21"/>
+              </w:rPr>
+              <w:t>I can read primary sources about The Siege of Petersburg — A House Divided, weigh who made each one and why, and use evidence to answer historical questions.</w:t>
+            </w:r>
+          </w:p>
+        </w:tc>
+      </w:tr>
+    </w:tbl>
+    <w:p>
+      <w:r>
+        <w:rPr>
+          <w:b/>
+          <w:color w:val="B1442F"/>
+        </w:rPr>
+        <w:t xml:space="preserve">Directions. </w:t>
+      </w:r>
+      <w:r>
+        <w:rPr>
+          <w:sz w:val="22"/>
+        </w:rPr>
+        <w:t>Compare the beginning and the end. Name exactly what changed between 1861 and the trenches of Petersburg</w:t>
       </w:r>
     </w:p>
     <w:p/>
     <w:p>
       <w:r>
         <w:rPr>
+          <w:b/>
+          <w:color w:val="B1442F"/>
+          <w:sz w:val="26"/>
+        </w:rPr>
+        <w:t>THE SOURCES</w:t>
+      </w:r>
+    </w:p>
+    <w:p>
+      <w:pPr>
+        <w:spacing w:before="160"/>
+      </w:pPr>
+      <w:r>
+        <w:rPr>
+          <w:b/>
+          <w:color w:val="1C1714"/>
+          <w:sz w:val="23"/>
+        </w:rPr>
+        <w:t>THE IMAGE · 1864  —  “The Dictator”</w:t>
+      </w:r>
+    </w:p>
+    <w:p>
+      <w:pPr>
+        <w:jc w:val="center"/>
+      </w:pPr>
+      <w:r>
+        <w:drawing>
+          <wp:inline xmlns:a="http://schemas.openxmlformats.org/drawingml/2006/main" xmlns:pic="http://schemas.openxmlformats.org/drawingml/2006/picture">
+            <wp:extent cx="3931920" cy="2906703"/>
+            <wp:docPr id="1" name="Picture 1"/>
+            <wp:cNvGraphicFramePr>
+              <a:graphicFrameLocks noChangeAspect="1"/>
+            </wp:cNvGraphicFramePr>
+            <a:graphic>
+              <a:graphicData uri="http://schemas.openxmlformats.org/drawingml/2006/picture">
+                <pic:pic>
+                  <pic:nvPicPr>
+                    <pic:cNvPr id="0" name="image.jpg"/>
+                    <pic:cNvPicPr/>
+                  </pic:nvPicPr>
+                  <pic:blipFill>
+                    <a:blip r:embed="rId9"/>
+                    <a:stretch>
+                      <a:fillRect/>
+                    </a:stretch>
+                  </pic:blipFill>
+                  <pic:spPr>
+                    <a:xfrm>
+                      <a:off x="0" y="0"/>
+                      <a:ext cx="3931920" cy="2906703"/>
+                    </a:xfrm>
+                    <a:prstGeom prst="rect"/>
+                  </pic:spPr>
+                </pic:pic>
+              </a:graphicData>
+            </a:graphic>
+          </wp:inline>
+        </w:drawing>
+      </w:r>
+    </w:p>
+    <w:p>
+      <w:r>
+        <w:rPr>
+          <w:color w:val="6A6256"/>
+          <w:sz w:val="17"/>
+        </w:rPr>
+        <w:t>“The Dictator” — a 13-inch mortar on a railroad car before Petersburg, Virginia — photograph, 1864, public domain (Library of Congress).</w:t>
+      </w:r>
+    </w:p>
+    <w:p>
+      <w:pPr>
+        <w:spacing w:before="160"/>
+      </w:pPr>
+      <w:r>
+        <w:rPr>
+          <w:b/>
+          <w:color w:val="1C1714"/>
+          <w:sz w:val="23"/>
+        </w:rPr>
+        <w:t>THE IMAGE · 1865  —  The trench barriers</w:t>
+      </w:r>
+    </w:p>
+    <w:p>
+      <w:pPr>
+        <w:jc w:val="center"/>
+      </w:pPr>
+      <w:r>
+        <w:drawing>
+          <wp:inline xmlns:a="http://schemas.openxmlformats.org/drawingml/2006/main" xmlns:pic="http://schemas.openxmlformats.org/drawingml/2006/picture">
+            <wp:extent cx="3931920" cy="2576483"/>
+            <wp:docPr id="2" name="Picture 2"/>
+            <wp:cNvGraphicFramePr>
+              <a:graphicFrameLocks noChangeAspect="1"/>
+            </wp:cNvGraphicFramePr>
+            <a:graphic>
+              <a:graphicData uri="http://schemas.openxmlformats.org/drawingml/2006/picture">
+                <pic:pic>
+                  <pic:nvPicPr>
+                    <pic:cNvPr id="0" name="image.jpg"/>
+                    <pic:cNvPicPr/>
+                  </pic:nvPicPr>
+                  <pic:blipFill>
+                    <a:blip r:embed="rId10"/>
+                    <a:stretch>
+                      <a:fillRect/>
+                    </a:stretch>
+                  </pic:blipFill>
+                  <pic:spPr>
+                    <a:xfrm>
+                      <a:off x="0" y="0"/>
+                      <a:ext cx="3931920" cy="2576483"/>
+                    </a:xfrm>
+                    <a:prstGeom prst="rect"/>
+                  </pic:spPr>
+                </pic:pic>
+              </a:graphicData>
+            </a:graphic>
+          </wp:inline>
+        </w:drawing>
+      </w:r>
+    </w:p>
+    <w:p>
+      <w:pPr>
+        <w:ind w:left="432"/>
+      </w:pPr>
+      <w:r>
+        <w:rPr>
           <w:i/>
           <w:color w:val="1C1714"/>
           <w:sz w:val="22"/>
         </w:rPr>
-        <w:t>Nine months in the trenches below Richmond — where the war stopped looking like the past and started looking like the future. 1864–1865.</w:t>
+        <w:t>Earthworks and sharpened-log barriers — the same picture would describe the Western Front of World War I, fifty years later</w:t>
       </w:r>
     </w:p>
     <w:p>
-      <w:pPr>
-        <w:spacing w:after="80"/>
-      </w:pPr>
       <w:r>
         <w:rPr>
-          <w:color w:val="1C1714"/>
-          <w:sz w:val="23"/>
+          <w:color w:val="6A6256"/>
+          <w:sz w:val="17"/>
         </w:rPr>
-        <w:t>How do you know when a new kind of warfare has been born?</w:t>
+        <w:t>Chevaux-de-frise before the Confederate works at Petersburg, Virginia — photograph, 1865, public domain (Library of Congress).</w:t>
+      </w:r>
+    </w:p>
+    <w:p/>
+    <w:p>
+      <w:r>
+        <w:rPr>
+          <w:b/>
+          <w:color w:val="B1442F"/>
+          <w:sz w:val="26"/>
+        </w:rPr>
+        <w:t>YOUR WORK</w:t>
       </w:r>
     </w:p>
     <w:p>
@@ -123,54 +305,65 @@
       <w:r>
         <w:rPr>
           <w:b/>
-          <w:color w:val="B1442F"/>
-          <w:sz w:val="28"/>
+          <w:color w:val="FFFFFF"/>
+          <w:sz w:val="20"/>
+          <w:shd w:val="clear" w:fill="B1442F"/>
         </w:rPr>
-        <w:t>The War Goes Underground</w:t>
+        <w:t xml:space="preserve">  QUESTION 1  </w:t>
+      </w:r>
+      <w:r>
+        <w:rPr>
+          <w:b/>
+          <w:color w:val="6A6256"/>
+          <w:sz w:val="18"/>
+        </w:rPr>
+        <w:t xml:space="preserve">   STEP 1 · BEFORE AND AFTER</w:t>
       </w:r>
     </w:p>
     <w:p>
       <w:r>
         <w:rPr>
-          <w:b/>
-          <w:color w:val="6A6256"/>
-          <w:sz w:val="17"/>
+          <w:b w:val="0"/>
+          <w:color w:val="1C1714"/>
+          <w:sz w:val="23"/>
         </w:rPr>
-        <w:t>JUNE 1864</w:t>
+        <w:t>Describe how armies fought at the start of the war (think Bull Run: open fields, marching lines) versus at Petersburg (trenches, siege, heavy machinery). List at least two differences.</w:t>
       </w:r>
     </w:p>
     <w:p>
       <w:pPr>
-        <w:spacing w:after="80"/>
+        <w:spacing w:after="120"/>
       </w:pPr>
       <w:r>
         <w:rPr>
-          <w:color w:val="1C1714"/>
-          <w:sz w:val="23"/>
+          <w:color w:val="9A9286"/>
+          <w:sz w:val="22"/>
         </w:rPr>
-        <w:t>After the slaughter of the Overland Campaign, Grant pinned Lee's army at Petersburg, the rail junction that supplied Richmond. Lee could not afford to lose it — and Grant knew it.</w:t>
+        <w:t>____________________________________________________________________________________________</w:t>
       </w:r>
     </w:p>
     <w:p>
       <w:pPr>
-        <w:spacing w:after="80"/>
+        <w:spacing w:after="120"/>
       </w:pPr>
       <w:r>
         <w:rPr>
-          <w:color w:val="1C1714"/>
-          <w:sz w:val="23"/>
+          <w:color w:val="9A9286"/>
+          <w:sz w:val="22"/>
         </w:rPr>
-        <w:t>Unable to take the city by storm, both armies dug in. What followed was not a battle but a siege — nine months of trenches, forts, and constant, grinding attrition.</w:t>
+        <w:t>____________________________________________________________________________________________</w:t>
       </w:r>
     </w:p>
     <w:p>
+      <w:pPr>
+        <w:spacing w:after="120"/>
+      </w:pPr>
       <w:r>
         <w:rPr>
-          <w:i/>
-          <w:color w:val="6A6256"/>
-          <w:sz w:val="17"/>
+          <w:color w:val="9A9286"/>
+          <w:sz w:val="22"/>
         </w:rPr>
-        <w:t>“The Dictator” — a 13-inch mortar on a railroad car before Petersburg, Virginia — photograph, 1864, public domain (Library of Congress).</w:t>
+        <w:t>____________________________________________________________________________________________</w:t>
       </w:r>
     </w:p>
     <w:p>
@@ -180,40 +373,77 @@
       <w:r>
         <w:rPr>
           <w:b/>
-          <w:color w:val="B1442F"/>
-          <w:sz w:val="28"/>
+          <w:color w:val="FFFFFF"/>
+          <w:sz w:val="20"/>
+          <w:shd w:val="clear" w:fill="B1442F"/>
         </w:rPr>
-        <w:t>Industrial Firepower</w:t>
+        <w:t xml:space="preserve">  QUESTION 2  </w:t>
+      </w:r>
+      <w:r>
+        <w:rPr>
+          <w:b/>
+          <w:color w:val="6A6256"/>
+          <w:sz w:val="18"/>
+        </w:rPr>
+        <w:t xml:space="preserve">   STEP 2 · WHY IT CHANGED</w:t>
       </w:r>
     </w:p>
     <w:p>
       <w:r>
         <w:rPr>
-          <w:b/>
-          <w:color w:val="6A6256"/>
-          <w:sz w:val="17"/>
+          <w:b w:val="0"/>
+          <w:color w:val="1C1714"/>
+          <w:sz w:val="23"/>
         </w:rPr>
-        <w:t>BEFORE PETERSBURG, 1864</w:t>
+        <w:t>Why did soldiers start digging trenches instead of charging across open fields?</w:t>
       </w:r>
     </w:p>
     <w:p>
+      <w:pPr>
+        <w:spacing w:after="40"/>
+        <w:ind w:left="432"/>
+      </w:pPr>
       <w:r>
         <w:rPr>
-          <w:i/>
-          <w:color w:val="1C1714"/>
           <w:sz w:val="22"/>
         </w:rPr>
-        <w:t>“The Dictator,” a 13-inch mortar mounted on a railroad car, lobbed 200-pound shells into the Confederate lines. The war was now a contest of industry and heavy machinery.</w:t>
+        <w:t>☐  A.  they were bored</w:t>
       </w:r>
     </w:p>
     <w:p>
+      <w:pPr>
+        <w:spacing w:after="40"/>
+        <w:ind w:left="432"/>
+      </w:pPr>
       <w:r>
         <w:rPr>
-          <w:i/>
-          <w:color w:val="6A6256"/>
-          <w:sz w:val="17"/>
+          <w:sz w:val="22"/>
         </w:rPr>
-        <w:t>“The Dictator” — a 13-inch mortar on a railroad car before Petersburg, Virginia — photograph, 1864, public domain (Library of Congress).</w:t>
+        <w:t>☐  B.  modern rifles and artillery made open charges too deadly to survive</w:t>
+      </w:r>
+    </w:p>
+    <w:p>
+      <w:pPr>
+        <w:spacing w:after="40"/>
+        <w:ind w:left="432"/>
+      </w:pPr>
+      <w:r>
+        <w:rPr>
+          <w:sz w:val="22"/>
+        </w:rPr>
+        <w:t>☐  C.  trenches were faster</w:t>
+      </w:r>
+    </w:p>
+    <w:p>
+      <w:pPr>
+        <w:spacing w:after="40"/>
+        <w:ind w:left="432"/>
+      </w:pPr>
+      <w:r>
+        <w:rPr>
+          <w:sz w:val="22"/>
+        </w:rPr>
+        <w:t>☐  D.  the generals preferred it</w:t>
       </w:r>
     </w:p>
     <w:p>
@@ -223,40 +453,77 @@
       <w:r>
         <w:rPr>
           <w:b/>
-          <w:color w:val="B1442F"/>
-          <w:sz w:val="28"/>
+          <w:color w:val="FFFFFF"/>
+          <w:sz w:val="20"/>
+          <w:shd w:val="clear" w:fill="B1442F"/>
         </w:rPr>
-        <w:t>A Preview of a Darker Future</w:t>
+        <w:t xml:space="preserve">  QUESTION 3  </w:t>
+      </w:r>
+      <w:r>
+        <w:rPr>
+          <w:b/>
+          <w:color w:val="6A6256"/>
+          <w:sz w:val="18"/>
+        </w:rPr>
+        <w:t xml:space="preserve">   STEP 3 · THE FUTURE</w:t>
       </w:r>
     </w:p>
     <w:p>
       <w:r>
         <w:rPr>
-          <w:b/>
-          <w:color w:val="6A6256"/>
-          <w:sz w:val="17"/>
+          <w:b w:val="0"/>
+          <w:color w:val="1C1714"/>
+          <w:sz w:val="23"/>
         </w:rPr>
-        <w:t>THE TRENCH LINES</w:t>
+        <w:t>Historians say Petersburg looked like a “preview” of World War I. Using the images, explain what about this fighting pointed to the future of warfare rather than the past.</w:t>
       </w:r>
     </w:p>
     <w:p>
+      <w:pPr>
+        <w:spacing w:after="120"/>
+      </w:pPr>
       <w:r>
         <w:rPr>
-          <w:i/>
-          <w:color w:val="1C1714"/>
+          <w:color w:val="9A9286"/>
           <w:sz w:val="22"/>
         </w:rPr>
-        <w:t>Miles of trenches, earthworks, and sharpened log barriers (chevaux-de-frise) stretched across the landscape. Fifty years later, the armies of World War I would fight almost exactly like this.</w:t>
+        <w:t>____________________________________________________________________________________________</w:t>
       </w:r>
     </w:p>
     <w:p>
+      <w:pPr>
+        <w:spacing w:after="120"/>
+      </w:pPr>
       <w:r>
         <w:rPr>
-          <w:i/>
-          <w:color w:val="6A6256"/>
-          <w:sz w:val="17"/>
+          <w:color w:val="9A9286"/>
+          <w:sz w:val="22"/>
         </w:rPr>
-        <w:t>Chevaux-de-frise before the Confederate works at Petersburg, Virginia — photograph, 1865, public domain (Library of Congress).</w:t>
+        <w:t>____________________________________________________________________________________________</w:t>
+      </w:r>
+    </w:p>
+    <w:p>
+      <w:pPr>
+        <w:spacing w:after="120"/>
+      </w:pPr>
+      <w:r>
+        <w:rPr>
+          <w:color w:val="9A9286"/>
+          <w:sz w:val="22"/>
+        </w:rPr>
+        <w:t>____________________________________________________________________________________________</w:t>
+      </w:r>
+    </w:p>
+    <w:p>
+      <w:pPr>
+        <w:spacing w:after="120"/>
+      </w:pPr>
+      <w:r>
+        <w:rPr>
+          <w:color w:val="9A9286"/>
+          <w:sz w:val="22"/>
+        </w:rPr>
+        <w:t>____________________________________________________________________________________________</w:t>
       </w:r>
     </w:p>
     <w:p>
@@ -266,147 +533,79 @@
       <w:r>
         <w:rPr>
           <w:b/>
-          <w:color w:val="B1442F"/>
-          <w:sz w:val="28"/>
+          <w:color w:val="FFFFFF"/>
+          <w:sz w:val="20"/>
+          <w:shd w:val="clear" w:fill="B1442F"/>
         </w:rPr>
-        <w:t>From Napoleon to the Trenches</w:t>
+        <w:t xml:space="preserve">  QUESTION 4  </w:t>
+      </w:r>
+      <w:r>
+        <w:rPr>
+          <w:b/>
+          <w:color w:val="6A6256"/>
+          <w:sz w:val="18"/>
+        </w:rPr>
+        <w:t xml:space="preserve">   STEP 4 · NAME THE CHANGE</w:t>
       </w:r>
     </w:p>
     <w:p>
       <w:r>
         <w:rPr>
-          <w:b/>
-          <w:color w:val="6A6256"/>
-          <w:sz w:val="17"/>
+          <w:b w:val="0"/>
+          <w:color w:val="1C1714"/>
+          <w:sz w:val="23"/>
         </w:rPr>
-        <w:t>HOW WAR HAD CHANGED</w:t>
+        <w:t>In two or three sentences, describe the change over time the Civil War set in motion: what kind of warfare ended, and what kind began?</w:t>
       </w:r>
     </w:p>
     <w:p>
       <w:pPr>
-        <w:spacing w:after="80"/>
+        <w:spacing w:after="120"/>
       </w:pPr>
       <w:r>
         <w:rPr>
-          <w:color w:val="1C1714"/>
-          <w:sz w:val="23"/>
+          <w:color w:val="9A9286"/>
+          <w:sz w:val="22"/>
         </w:rPr>
-        <w:t>Early in the war, armies still fought in the old style: long lines of men marching into the open to trade volleys. But rifled muskets and artillery made that style suicidal, as Cold Harbor had shown.</w:t>
+        <w:t>____________________________________________________________________________________________</w:t>
       </w:r>
     </w:p>
     <w:p>
       <w:pPr>
-        <w:spacing w:after="80"/>
+        <w:spacing w:after="120"/>
       </w:pPr>
       <w:r>
         <w:rPr>
-          <w:color w:val="1C1714"/>
-          <w:sz w:val="23"/>
+          <w:color w:val="9A9286"/>
+          <w:sz w:val="22"/>
         </w:rPr>
-        <w:t>At Petersburg the response was trenches — men dug in, protected by earth, and the front barely moved for months. This was a profound change: war was becoming a stalemate of machines, logistics, and endurance, not a single glorious charge.</w:t>
-      </w:r>
-    </w:p>
-    <w:p>
-      <w:r>
-        <w:rPr>
-          <w:i/>
-          <w:color w:val="6A6256"/>
-          <w:sz w:val="17"/>
-        </w:rPr>
-        <w:t>Chevaux-de-frise before the Confederate works at Petersburg, Virginia — photograph, 1865, public domain (Library of Congress).</w:t>
+        <w:t>____________________________________________________________________________________________</w:t>
       </w:r>
     </w:p>
     <w:p>
       <w:pPr>
-        <w:spacing w:before="200"/>
+        <w:spacing w:after="120"/>
       </w:pPr>
       <w:r>
         <w:rPr>
-          <w:b/>
-          <w:color w:val="B1442F"/>
-          <w:sz w:val="28"/>
+          <w:color w:val="9A9286"/>
+          <w:sz w:val="22"/>
         </w:rPr>
-        <w:t>The Line Finally Breaks</w:t>
-      </w:r>
-    </w:p>
-    <w:p>
-      <w:r>
-        <w:rPr>
-          <w:b/>
-          <w:color w:val="6A6256"/>
-          <w:sz w:val="17"/>
-        </w:rPr>
-        <w:t>THE END</w:t>
+        <w:t>____________________________________________________________________________________________</w:t>
       </w:r>
     </w:p>
     <w:p>
       <w:pPr>
-        <w:spacing w:after="80"/>
+        <w:spacing w:after="120"/>
       </w:pPr>
       <w:r>
         <w:rPr>
-          <w:color w:val="1C1714"/>
-          <w:sz w:val="23"/>
+          <w:color w:val="9A9286"/>
+          <w:sz w:val="22"/>
         </w:rPr>
-        <w:t>For nine months Grant extended his lines, stretching Lee's shrinking army thinner and thinner. Finally, in April 1865, the line snapped. Lee abandoned Petersburg and Richmond and fled west — with Grant in pursuit.</w:t>
+        <w:t>____________________________________________________________________________________________</w:t>
       </w:r>
     </w:p>
-    <w:p>
-      <w:pPr>
-        <w:spacing w:after="80"/>
-      </w:pPr>
-      <w:r>
-        <w:rPr>
-          <w:color w:val="1C1714"/>
-          <w:sz w:val="23"/>
-        </w:rPr>
-        <w:t>The siege had done exactly what Grant intended: it had worn the Confederate army down past the breaking point. The end was now only days away.</w:t>
-      </w:r>
-    </w:p>
-    <w:p>
-      <w:r>
-        <w:rPr>
-          <w:i/>
-          <w:color w:val="6A6256"/>
-          <w:sz w:val="17"/>
-        </w:rPr>
-        <w:t>Turning points, 1863–65 — map, © ShadowDog Digital Studios (SDS Digital Collection).</w:t>
-      </w:r>
-    </w:p>
-    <w:p>
-      <w:pPr>
-        <w:spacing w:before="200"/>
-      </w:pPr>
-      <w:r>
-        <w:rPr>
-          <w:b/>
-          <w:color w:val="B1442F"/>
-          <w:sz w:val="28"/>
-        </w:rPr>
-        <w:t>Mark the Change</w:t>
-      </w:r>
-    </w:p>
-    <w:p>
-      <w:r>
-        <w:rPr>
-          <w:b/>
-          <w:color w:val="6A6256"/>
-          <w:sz w:val="17"/>
-        </w:rPr>
-        <w:t>YOUR TURN</w:t>
-      </w:r>
-    </w:p>
-    <w:p>
-      <w:r>
-        <w:rPr>
-          <w:i/>
-          <w:color w:val="1C1714"/>
-          <w:sz w:val="22"/>
-        </w:rPr>
-        <w:t>You'll compare how armies fought at the war's start and at Petersburg, and practice change over time — identifying what ended, what began, and why it mattered.</w:t>
-      </w:r>
-    </w:p>
-    <w:p/>
     <w:p>
       <w:pPr>
         <w:jc w:val="center"/>
@@ -419,9 +618,160 @@
         <w:t>Promise &amp; Practice · ShadowDog Digital Studios · Unit 2</w:t>
       </w:r>
     </w:p>
+    <w:p>
+      <w:r>
+        <w:br w:type="page"/>
+      </w:r>
+    </w:p>
+    <w:tbl>
+      <w:tblPr>
+        <w:tblW w:type="auto" w:w="0"/>
+        <w:tblLayout w:type="autofit"/>
+        <w:tblLook w:firstColumn="1" w:firstRow="1" w:lastColumn="0" w:lastRow="0" w:noHBand="0" w:noVBand="1" w:val="04A0"/>
+      </w:tblPr>
+      <w:tblGrid>
+        <w:gridCol w:w="10224"/>
+      </w:tblGrid>
+      <w:tr>
+        <w:tc>
+          <w:tcPr>
+            <w:tcW w:type="dxa" w:w="10224"/>
+            <w:shd w:val="clear" w:fill="2c2219"/>
+          </w:tcPr>
+          <w:p>
+            <w:r>
+              <w:rPr>
+                <w:b/>
+                <w:color w:val="F0A184"/>
+                <w:sz w:val="28"/>
+              </w:rPr>
+              <w:t>TEACHER ANSWER KEY  —  The Siege of Petersburg — A House Divided</w:t>
+            </w:r>
+          </w:p>
+        </w:tc>
+      </w:tr>
+    </w:tbl>
+    <w:p/>
+    <w:p>
+      <w:r>
+        <w:rPr>
+          <w:b/>
+          <w:color w:val="B1442F"/>
+          <w:sz w:val="22"/>
+        </w:rPr>
+        <w:t xml:space="preserve">QUESTION 1:  </w:t>
+      </w:r>
+      <w:r>
+        <w:rPr>
+          <w:sz w:val="22"/>
+        </w:rPr>
+        <w:t>Open response.</w:t>
+      </w:r>
+    </w:p>
+    <w:p>
+      <w:pPr>
+        <w:ind w:left="432"/>
+      </w:pPr>
+      <w:r>
+        <w:rPr>
+          <w:i/>
+          <w:color w:val="6A6256"/>
+          <w:sz w:val="21"/>
+        </w:rPr>
+        <w:t>Look for a response along the lines of: “At the start… At Petersburg…”</w:t>
+      </w:r>
+    </w:p>
+    <w:p>
+      <w:r>
+        <w:rPr>
+          <w:b/>
+          <w:color w:val="B1442F"/>
+          <w:sz w:val="22"/>
+        </w:rPr>
+        <w:t xml:space="preserve">QUESTION 2:  </w:t>
+      </w:r>
+      <w:r>
+        <w:rPr>
+          <w:b/>
+          <w:sz w:val="22"/>
+        </w:rPr>
+        <w:t>Correct — B. modern rifles and artillery made open charges too deadly to survive</w:t>
+      </w:r>
+    </w:p>
+    <w:p>
+      <w:pPr>
+        <w:ind w:left="432"/>
+      </w:pPr>
+      <w:r>
+        <w:rPr>
+          <w:i/>
+          <w:color w:val="6A6256"/>
+          <w:sz w:val="21"/>
+        </w:rPr>
+        <w:t>Right. Rifled muskets and artillery made open charges deadly beyond anything earlier tactics assumed. Digging in was the only way to survive — so the front froze into a siege.</w:t>
+      </w:r>
+    </w:p>
+    <w:p>
+      <w:r>
+        <w:rPr>
+          <w:b/>
+          <w:color w:val="B1442F"/>
+          <w:sz w:val="22"/>
+        </w:rPr>
+        <w:t xml:space="preserve">QUESTION 3:  </w:t>
+      </w:r>
+      <w:r>
+        <w:rPr>
+          <w:sz w:val="22"/>
+        </w:rPr>
+        <w:t>Open response.</w:t>
+      </w:r>
+    </w:p>
+    <w:p>
+      <w:pPr>
+        <w:ind w:left="432"/>
+      </w:pPr>
+      <w:r>
+        <w:rPr>
+          <w:i/>
+          <w:color w:val="6A6256"/>
+          <w:sz w:val="21"/>
+        </w:rPr>
+        <w:t>Look for a response along the lines of: “Petersburg pointed to the future because…”</w:t>
+      </w:r>
+    </w:p>
+    <w:p>
+      <w:r>
+        <w:rPr>
+          <w:b/>
+          <w:color w:val="B1442F"/>
+          <w:sz w:val="22"/>
+        </w:rPr>
+        <w:t xml:space="preserve">QUESTION 4:  </w:t>
+      </w:r>
+      <w:r>
+        <w:rPr>
+          <w:sz w:val="22"/>
+        </w:rPr>
+        <w:t>Open response.</w:t>
+      </w:r>
+    </w:p>
+    <w:p>
+      <w:pPr>
+        <w:ind w:left="432"/>
+      </w:pPr>
+      <w:r>
+        <w:rPr>
+          <w:i/>
+          <w:color w:val="6A6256"/>
+          <w:sz w:val="21"/>
+        </w:rPr>
+        <w:t>Look for a response along the lines of: “The war saw the end of ___ and the beginning of ___.”</w:t>
+      </w:r>
+    </w:p>
     <w:sectPr>
       <w:pgSz w:w="12240" w:h="15840"/>
-      <w:pgMar w:top="1152" w:right="1152" w:bottom="1152" w:left="1152" w:header="720" w:footer="720" w:gutter="0"/>
+      <w:pgMar w:top="1008" w:right="1008" w:bottom="1008" w:left="1008" w:header="720" w:footer="720" w:gutter="0"/>
       <w:cols w:space="720"/>
       <w:docGrid w:linePitch="360"/>
     </w:sectPr>
